--- a/docs/client-workflow-presentation-script.docx
+++ b/docs/client-workflow-presentation-script.docx
@@ -70,7 +70,7 @@
         <w:rPr>
           <w:sz w:val="22"/>
         </w:rPr>
-        <w:t>The top row shows the full status flow: Booking, Pickup Confirmed, Collected, Job Order, Production, Ready, Released, and Cancelled. The three columns below show what each user does at every stage.</w:t>
+        <w:t>The top row shows the normal status flow: Booking, Pickup Confirmed, Collected, POS Job Order, Washing, Drying and Finishing, Ready, and Released. Cancellation is shown separately as an exception. The three columns below show each user's actions.</w:t>
       </w:r>
     </w:p>
     <w:p>
@@ -81,7 +81,7 @@
       <w:r>
         <w:drawing>
           <wp:inline xmlns:wp="http://schemas.openxmlformats.org/drawingml/2006/wordprocessingDrawing" distT="0" distB="0" distL="0" distR="0">
-            <wp:extent cx="6035040" cy="4526280"/>
+            <wp:extent cx="6035040" cy="7955280"/>
             <wp:docPr id="1" name="Workflow Diagram"/>
             <a:graphic xmlns:a="http://schemas.openxmlformats.org/drawingml/2006/main">
               <a:graphicData uri="http://schemas.openxmlformats.org/drawingml/2006/picture">
@@ -99,7 +99,7 @@
                   <pic:spPr>
                     <a:xfrm>
                       <a:off x="0" y="0"/>
-                      <a:ext cx="6035040" cy="4526280"/>
+                      <a:ext cx="6035040" cy="7955280"/>
                     </a:xfrm>
                     <a:prstGeom prst="rect">
                       <a:avLst/>
@@ -167,7 +167,7 @@
         <w:ind w:left="360" w:hanging="180"/>
       </w:pPr>
       <w:r>
-        <w:t>- Customer can track the booking status and rider location.</w:t>
+        <w:t>- Customer can track the booking, rider location during active trips, and laundry progress through washing, drying, folding or steaming, and ready status.</w:t>
       </w:r>
     </w:p>
     <w:p>
@@ -220,15 +220,23 @@
         <w:ind w:left="360" w:hanging="180"/>
       </w:pPr>
       <w:r>
-        <w:t>- Staff creates the job order, checks weight, prices services, and records payment.</w:t>
-      </w:r>
-    </w:p>
-    <w:p>
-      <w:pPr>
-        <w:ind w:left="360" w:hanging="180"/>
-      </w:pPr>
-      <w:r>
-        <w:t>- Laundry is processed through washing, drying, and folding.</w:t>
+        <w:t>- Cashier opens the POS tag button, searches by tag, booking, or customer, or chooses one of the nine oldest waiting bags.</w:t>
+      </w:r>
+    </w:p>
+    <w:p>
+      <w:pPr>
+        <w:ind w:left="360" w:hanging="180"/>
+      </w:pPr>
+      <w:r>
+        <w:t>- Staff verifies the bag, weight, services, final price, and payment, then creates the job order in the same POS used for walk-ins.</w:t>
+      </w:r>
+    </w:p>
+    <w:p>
+      <w:pPr>
+        <w:ind w:left="360" w:hanging="180"/>
+      </w:pPr>
+      <w:r>
+        <w:t>- Laundry is processed through washing, drying, and folding or steaming as needed.</w:t>
       </w:r>
     </w:p>
     <w:p>
@@ -289,7 +297,7 @@
         <w:ind w:left="360" w:hanging="180"/>
       </w:pPr>
       <w:r>
-        <w:t>- Rider collects laundry and records tag/payment details.</w:t>
+        <w:t>- Rider collects laundry and records its bag tag and payment details. A tag used that day or still on an active bag cannot be reused.</w:t>
       </w:r>
     </w:p>
     <w:p>
@@ -435,7 +443,7 @@
         <w:rPr>
           <w:sz w:val="22"/>
         </w:rPr>
-        <w:t>Next is the Admin or Staff side. The staff receives the online booking, reviews the details, confirms it, and assigns a rider. Once the laundry arrives at the branch, staff creates a job order, checks the final weight and pricing, records payment, and moves the order through washing, drying, and folding.</w:t>
+        <w:t>Next is the Admin or Staff side. Staff reviews and confirms the booking and assigns a rider. When the tagged bag arrives, the cashier opens the POS tag button to find the booking and load its services. The cashier checks weight, final price, and payment, creates the job order, then moves it through washing, drying, and folding or steaming.</w:t>
       </w:r>
     </w:p>
     <w:p>
@@ -459,7 +467,7 @@
         <w:rPr>
           <w:sz w:val="22"/>
         </w:rPr>
-        <w:t>On the Driver or Rider side, the rider sees available or assigned pickup runs. They accept the run, go to the customer location, collect the laundry, record the bag tag and payment details if needed, and bring the laundry to the branch. If the customer selected delivery, the rider later delivers the finished laundry back.</w:t>
+        <w:t>On the Driver or Rider side, the rider sees available or assigned pickup runs. They accept the run, go to the customer, attach and record a bag tag, record payment details if needed, and bring the laundry to the branch. The tag cannot be reused that day or while another active bag has it. If the customer selected delivery, the rider later delivers the finished laundry back.</w:t>
       </w:r>
     </w:p>
     <w:p>
@@ -483,7 +491,7 @@
         <w:rPr>
           <w:sz w:val="22"/>
         </w:rPr>
-        <w:t>The status row at the top shows the life cycle of one booking. It starts as a booking, becomes confirmed, then collected, then converted into a job order. After production, it becomes ready, then released or completed. If something goes wrong, it can move to cancelled.</w:t>
+        <w:t>The status row at the top shows the normal life cycle of one booking: booked, confirmed, collected, loaded into a POS job order, washing, drying and finishing, ready, then released. The customer can see the production stages. Cancellation is an exception shown below the main flow.</w:t>
       </w:r>
     </w:p>
     <w:p>
@@ -507,7 +515,7 @@
         <w:rPr>
           <w:sz w:val="22"/>
         </w:rPr>
-        <w:t>The important part is the handoff. Customer to Admin is the online booking. Admin to Driver is the assigned pickup. Driver to Admin is the collected laundry returned to the branch. Admin or Driver back to Customer is the final release or delivery.</w:t>
+        <w:t>The handoff is the key. Customer to Admin is the online booking. Admin to Rider is the assigned pickup. Rider to Cashier is the tagged bag returned to the branch and loaded in POS. Staff or Rider back to Customer is the final counter release or delivery.</w:t>
       </w:r>
     </w:p>
     <w:p>
